--- a/storage/app/templates/Dumper daily Inspection.docx
+++ b/storage/app/templates/Dumper daily Inspection.docx
@@ -890,6 +890,7 @@
           <w:insideH w:val="single" w:sz="8" w:space="0" w:color="auto"/>
           <w:insideV w:val="single" w:sz="8" w:space="0" w:color="auto"/>
         </w:tblBorders>
+        <w:tblLayout w:type="fixed"/>
         <w:tblLook w:val="0000" w:firstRow="0" w:lastRow="0" w:firstColumn="0" w:lastColumn="0" w:noHBand="0" w:noVBand="0"/>
       </w:tblPr>
       <w:tblGrid>
